--- a/docs/视频脚本.docx
+++ b/docs/视频脚本.docx
@@ -2268,7 +2268,7 @@
           <w:rFonts w:ascii="微软雅黑" w:hAnsi="微软雅黑" w:eastAsia="微软雅黑"/>
           <w:sz w:val="21"/>
         </w:rPr>
-        <w:t>面板——坚持市场主导、坚持开放带动、坚持产业支撑、坚持创新驱动、坚持统筹协调、坚持共建共享，每条配图标和简要说明</w:t>
+        <w:t>面板——坚持兴商建市、坚持产业联动、坚持城乡统筹、坚持和谐发展、坚持文化底蕴、坚持党政有为，每条配图标和简要说明</w:t>
       </w:r>
     </w:p>
     <w:p>
@@ -2370,7 +2370,7 @@
           <w:color w:val="555555"/>
           <w:sz w:val="20"/>
         </w:rPr>
-        <w:t>习近平总书记批示：义乌发展经验不是义乌的专利，是全国的财富。政策复制 Agent，将义乌"六个坚持"发展经验系统化、智能化。39 个城市正在复制义乌模式——市场主导、开放带动、产业支撑、创新驱动、统筹协调、共建共享。输入目标城市，系统自动匹配政策、计算红利、推荐成功案例。义乌经验，一键复制，全国共享。</w:t>
+        <w:t>习近平总书记批示：义乌发展经验不是义乌的专利，是全国的财富。政策复制 Agent，将义乌"六个坚持"发展经验系统化、智能化。39 个城市正在复制义乌模式——兴商建市、产业联动、城乡统筹、和谐发展、文化底蕴、党政有为。输入目标城市，系统自动匹配政策、计算红利、推荐成功案例。义乌经验，一键复制，全国共享。</w:t>
       </w:r>
     </w:p>
     <w:p>

--- a/docs/视频脚本.docx
+++ b/docs/视频脚本.docx
@@ -548,7 +548,7 @@
           <w:rFonts w:ascii="微软雅黑" w:hAnsi="微软雅黑" w:eastAsia="微软雅黑"/>
           <w:sz w:val="21"/>
         </w:rPr>
-        <w:t>（市场洞察 / 智能选品 / 供应链匹配 / 跨境内容生成 / 合规助手 / 政策复制 / 全链路编排），每个 Agent 显示在线状态指示灯（绿色脉冲）</w:t>
+        <w:t>（市场洞察 / 智能选品 / 内容生成 / 合规查询 / 智能客服 / 供应链匹配 / 政策复制），每个 Agent 显示在线状态指示灯（绿色脉冲）</w:t>
       </w:r>
     </w:p>
     <w:p>
@@ -883,7 +883,23 @@
           <w:color w:val="555555"/>
           <w:sz w:val="20"/>
         </w:rPr>
-        <w:t>市场洞察 Agent 实时抓取目标市场搜索趋势与竞品动态。我们选择日用百货-东南亚，系统即刻呈现 90 天搜索量走势与竞品热力图。核心亮点是义乌指数——采购、价格、景气三线联动，让决策不再凭感觉，而是有数据支撑。AI 还会自动生成洞察摘要，一键把握方向。</w:t>
+        <w:t>市场洞察 Agent 已接入义乌指数官方发布值（</w:t>
+      </w:r>
+      <w:r>
+        <w:rPr>
+          <w:rFonts w:ascii="Consolas" w:hAnsi="Consolas"/>
+          <w:color w:val="C7254E"/>
+          <w:sz w:val="18"/>
+        </w:rPr>
+        <w:t>ywindex.com</w:t>
+      </w:r>
+      <w:r>
+        <w:rPr>
+          <w:rFonts w:ascii="微软雅黑" w:hAnsi="微软雅黑" w:eastAsia="微软雅黑"/>
+          <w:color w:val="555555"/>
+          <w:sz w:val="20"/>
+        </w:rPr>
+        <w:t>，带发布日期与来源核验），目标市场搜索趋势与竞品动态为演示数据。我们选择日用百货-东南亚，系统呈现 90 天搜索量走势与竞品热力图。核心亮点是义乌指数——采购、价格、景气三线联动，让决策不再凭感觉，而是有官方数据支撑。AI 还会自动生成洞察摘要，一键把握方向。</w:t>
       </w:r>
     </w:p>
     <w:p>
@@ -1149,7 +1165,40 @@
           <w:color w:val="555555"/>
           <w:sz w:val="20"/>
         </w:rPr>
-        <w:t>智能选品 Agent 为每个 SKU 打出综合评分，需求、竞争、利润三维建模。点击高分商品，利润分析一目了然——采购、物流、佣金、售价全链成本拆解，净利润率直观呈现。拖动敏感性滑块，汇率和运费波动下利润如何变化，一拉便知。</w:t>
+        <w:t>智能选品 Agent 为每个 SKU 打出综合评分，需求、竞争、利润三维建模。点击高分商品，利润分析一目了然——采购、物流、佣金、售价全链成本拆解，净利润率直观呈现。特别值得一提的是，利润测算所用的 USD/CNY 汇率来自</w:t>
+      </w:r>
+      <w:r>
+        <w:rPr>
+          <w:rFonts w:ascii="微软雅黑" w:hAnsi="微软雅黑" w:eastAsia="微软雅黑"/>
+          <w:b/>
+          <w:color w:val="555555"/>
+          <w:sz w:val="20"/>
+        </w:rPr>
+        <w:t>真实接入的汇率 API</w:t>
+      </w:r>
+      <w:r>
+        <w:rPr>
+          <w:rFonts w:ascii="微软雅黑" w:hAnsi="微软雅黑" w:eastAsia="微软雅黑"/>
+          <w:color w:val="555555"/>
+          <w:sz w:val="20"/>
+        </w:rPr>
+        <w:t>（</w:t>
+      </w:r>
+      <w:r>
+        <w:rPr>
+          <w:rFonts w:ascii="Consolas" w:hAnsi="Consolas"/>
+          <w:color w:val="C7254E"/>
+          <w:sz w:val="18"/>
+        </w:rPr>
+        <w:t>open.er-api.com</w:t>
+      </w:r>
+      <w:r>
+        <w:rPr>
+          <w:rFonts w:ascii="微软雅黑" w:hAnsi="微软雅黑" w:eastAsia="微软雅黑"/>
+          <w:color w:val="555555"/>
+          <w:sz w:val="20"/>
+        </w:rPr>
+        <w:t>，每日更新、带官方时间戳），拖动敏感性滑块，真实汇率与运费波动下利润如何变化，一拉便知——这是真实数据驱动的决策，不是演示数字。</w:t>
       </w:r>
     </w:p>
     <w:p>
@@ -1520,7 +1569,7 @@
           <w:color w:val="333333"/>
           <w:sz w:val="30"/>
         </w:rPr>
-        <w:t>第六幕：跨境内容生成 Agent（3:00 – 3:30）</w:t>
+        <w:t>第六幕：内容生成 Agent（3:00 – 3:30）</w:t>
       </w:r>
     </w:p>
     <w:p>
@@ -1547,7 +1596,7 @@
           <w:rFonts w:ascii="微软雅黑" w:hAnsi="微软雅黑" w:eastAsia="微软雅黑"/>
           <w:sz w:val="21"/>
         </w:rPr>
-        <w:t>返回首页，点击"跨境内容生成 Agent"</w:t>
+        <w:t>返回首页，点击"内容生成 Agent"</w:t>
       </w:r>
     </w:p>
     <w:p>
@@ -1647,7 +1696,7 @@
           <w:color w:val="555555"/>
           <w:sz w:val="20"/>
         </w:rPr>
-        <w:t>跨境内容生成 Agent，8 种语言、4 大平台，一键生成。商品标题、五点描述、搜索关键词，全部本地化适配。不再需要逐个平台逐个语言手动撰写，AI 帮你批量搞定。</w:t>
+        <w:t>内容生成 Agent，8 种语言、4 大平台，一键生成。商品标题、五点描述、搜索关键词，全部本地化适配。不再需要逐个平台逐个语言手动撰写，AI 帮你批量搞定。</w:t>
       </w:r>
     </w:p>
     <w:p>
@@ -1727,7 +1776,7 @@
           <w:color w:val="333333"/>
           <w:sz w:val="30"/>
         </w:rPr>
-        <w:t>第七幕：合规助手 Agent（3:30 – 4:00）</w:t>
+        <w:t>第七幕：合规查询 Agent（3:30 – 4:00）</w:t>
       </w:r>
     </w:p>
     <w:p>
@@ -1754,7 +1803,7 @@
           <w:rFonts w:ascii="微软雅黑" w:hAnsi="微软雅黑" w:eastAsia="微软雅黑"/>
           <w:sz w:val="21"/>
         </w:rPr>
-        <w:t>返回首页，点击"合规助手 Agent"</w:t>
+        <w:t>返回首页，点击"合规查询 Agent"</w:t>
       </w:r>
     </w:p>
     <w:p>
@@ -1870,7 +1919,7 @@
           <w:color w:val="555555"/>
           <w:sz w:val="20"/>
         </w:rPr>
-        <w:t>合规助手 Agent 双线护航。1039 模式合规检查清单，自动识别风险项并给出整改建议。义新欧铁路沿线，每个国家的认证、标签、关税要求，一点即查。合规报告一键导出，让出海不再踩坑。</w:t>
+        <w:t>合规查询 Agent 双线护航。1039 模式合规检查清单，自动识别风险项并给出整改建议。义新欧铁路沿线，每个国家的认证、标签、关税要求，一点即查。合规报告一键导出，让出海不再踩坑。</w:t>
       </w:r>
     </w:p>
     <w:p>

--- a/docs/视频脚本.docx
+++ b/docs/视频脚本.docx
@@ -2671,6 +2671,63 @@
                 <w:rFonts w:ascii="微软雅黑" w:hAnsi="微软雅黑" w:eastAsia="微软雅黑"/>
                 <w:sz w:val="19"/>
               </w:rPr>
+              <w:t>义乌商户专享版</w:t>
+            </w:r>
+          </w:p>
+        </w:tc>
+        <w:tc>
+          <w:tcPr>
+            <w:tcW w:type="dxa" w:w="3022"/>
+          </w:tcPr>
+          <w:p>
+            <w:pPr>
+              <w:jc w:val="center"/>
+            </w:pPr>
+            <w:r/>
+            <w:r>
+              <w:rPr>
+                <w:rFonts w:ascii="微软雅黑" w:hAnsi="微软雅黑" w:eastAsia="微软雅黑"/>
+                <w:sz w:val="19"/>
+              </w:rPr>
+              <w:t>¥199/月</w:t>
+            </w:r>
+          </w:p>
+        </w:tc>
+        <w:tc>
+          <w:tcPr>
+            <w:tcW w:type="dxa" w:w="3022"/>
+          </w:tcPr>
+          <w:p>
+            <w:pPr>
+              <w:jc w:val="center"/>
+            </w:pPr>
+            <w:r/>
+            <w:r>
+              <w:rPr>
+                <w:rFonts w:ascii="微软雅黑" w:hAnsi="微软雅黑" w:eastAsia="微软雅黑"/>
+                <w:sz w:val="19"/>
+              </w:rPr>
+              <w:t>义乌商贸城商户</w:t>
+            </w:r>
+          </w:p>
+        </w:tc>
+      </w:tr>
+      <w:tr>
+        <w:tc>
+          <w:tcPr>
+            <w:tcW w:type="dxa" w:w="3022"/>
+            <w:shd w:fill="FFF3F3"/>
+          </w:tcPr>
+          <w:p>
+            <w:pPr>
+              <w:jc w:val="left"/>
+            </w:pPr>
+            <w:r/>
+            <w:r>
+              <w:rPr>
+                <w:rFonts w:ascii="微软雅黑" w:hAnsi="微软雅黑" w:eastAsia="微软雅黑"/>
+                <w:sz w:val="19"/>
+              </w:rPr>
               <w:t>基础版</w:t>
             </w:r>
           </w:p>
@@ -2678,6 +2735,7 @@
         <w:tc>
           <w:tcPr>
             <w:tcW w:type="dxa" w:w="3022"/>
+            <w:shd w:fill="FFF3F3"/>
           </w:tcPr>
           <w:p>
             <w:pPr>
@@ -2696,6 +2754,7 @@
         <w:tc>
           <w:tcPr>
             <w:tcW w:type="dxa" w:w="3022"/>
+            <w:shd w:fill="FFF3F3"/>
           </w:tcPr>
           <w:p>
             <w:pPr>
@@ -2716,7 +2775,6 @@
         <w:tc>
           <w:tcPr>
             <w:tcW w:type="dxa" w:w="3022"/>
-            <w:shd w:fill="FFF3F3"/>
           </w:tcPr>
           <w:p>
             <w:pPr>
@@ -2728,14 +2786,13 @@
                 <w:rFonts w:ascii="微软雅黑" w:hAnsi="微软雅黑" w:eastAsia="微软雅黑"/>
                 <w:sz w:val="19"/>
               </w:rPr>
-              <w:t>专业版</w:t>
+              <w:t>高级版</w:t>
             </w:r>
           </w:p>
         </w:tc>
         <w:tc>
           <w:tcPr>
             <w:tcW w:type="dxa" w:w="3022"/>
-            <w:shd w:fill="FFF3F3"/>
           </w:tcPr>
           <w:p>
             <w:pPr>
@@ -2747,14 +2804,13 @@
                 <w:rFonts w:ascii="微软雅黑" w:hAnsi="微软雅黑" w:eastAsia="微软雅黑"/>
                 <w:sz w:val="19"/>
               </w:rPr>
-              <w:t>¥899/月</w:t>
+              <w:t>¥999/月</w:t>
             </w:r>
           </w:p>
         </w:tc>
         <w:tc>
           <w:tcPr>
             <w:tcW w:type="dxa" w:w="3022"/>
-            <w:shd w:fill="FFF3F3"/>
           </w:tcPr>
           <w:p>
             <w:pPr>
@@ -2775,6 +2831,7 @@
         <w:tc>
           <w:tcPr>
             <w:tcW w:type="dxa" w:w="3022"/>
+            <w:shd w:fill="FFF3F3"/>
           </w:tcPr>
           <w:p>
             <w:pPr>
@@ -2793,6 +2850,7 @@
         <w:tc>
           <w:tcPr>
             <w:tcW w:type="dxa" w:w="3022"/>
+            <w:shd w:fill="FFF3F3"/>
           </w:tcPr>
           <w:p>
             <w:pPr>
@@ -2804,46 +2862,7 @@
                 <w:rFonts w:ascii="微软雅黑" w:hAnsi="微软雅黑" w:eastAsia="微软雅黑"/>
                 <w:sz w:val="19"/>
               </w:rPr>
-              <w:t>¥2,999/月</w:t>
-            </w:r>
-          </w:p>
-        </w:tc>
-        <w:tc>
-          <w:tcPr>
-            <w:tcW w:type="dxa" w:w="3022"/>
-          </w:tcPr>
-          <w:p>
-            <w:pPr>
-              <w:jc w:val="center"/>
-            </w:pPr>
-            <w:r/>
-            <w:r>
-              <w:rPr>
-                <w:rFonts w:ascii="微软雅黑" w:hAnsi="微软雅黑" w:eastAsia="微软雅黑"/>
-                <w:sz w:val="19"/>
-              </w:rPr>
-              <w:t>贸易公司</w:t>
-            </w:r>
-          </w:p>
-        </w:tc>
-      </w:tr>
-      <w:tr>
-        <w:tc>
-          <w:tcPr>
-            <w:tcW w:type="dxa" w:w="3022"/>
-            <w:shd w:fill="FFF3F3"/>
-          </w:tcPr>
-          <w:p>
-            <w:pPr>
-              <w:jc w:val="left"/>
-            </w:pPr>
-            <w:r/>
-            <w:r>
-              <w:rPr>
-                <w:rFonts w:ascii="微软雅黑" w:hAnsi="微软雅黑" w:eastAsia="微软雅黑"/>
-                <w:sz w:val="19"/>
-              </w:rPr>
-              <w:t>定制版</w:t>
+              <w:t>¥5万/年起</w:t>
             </w:r>
           </w:p>
         </w:tc>
@@ -2862,26 +2881,7 @@
                 <w:rFonts w:ascii="微软雅黑" w:hAnsi="微软雅黑" w:eastAsia="微软雅黑"/>
                 <w:sz w:val="19"/>
               </w:rPr>
-              <w:t>面议</w:t>
-            </w:r>
-          </w:p>
-        </w:tc>
-        <w:tc>
-          <w:tcPr>
-            <w:tcW w:type="dxa" w:w="3022"/>
-            <w:shd w:fill="FFF3F3"/>
-          </w:tcPr>
-          <w:p>
-            <w:pPr>
-              <w:jc w:val="center"/>
-            </w:pPr>
-            <w:r/>
-            <w:r>
-              <w:rPr>
-                <w:rFonts w:ascii="微软雅黑" w:hAnsi="微软雅黑" w:eastAsia="微软雅黑"/>
-                <w:sz w:val="19"/>
-              </w:rPr>
-              <w:t>大型集团</w:t>
+              <w:t>贸易公司/大型集团</w:t>
             </w:r>
           </w:p>
         </w:tc>
